--- a/tests/fixtures/baza/odgovori/npo/1.docx
+++ b/tests/fixtures/baza/odgovori/npo/1.docx
@@ -39,7 +39,7 @@
           <w:rStyle w:val="PonueniodgovoriChar"/>
           <w:lang w:val="sr-Latn-BA"/>
         </w:rPr>
-        <w:t xml:space="preserve"> – odgovor</w:t>
+        <w:t xml:space="preserve"> - odgovor</w:t>
       </w:r>
       <w:bookmarkStart w:id="0" w:name="_GoBack"/>
       <w:bookmarkEnd w:id="0"/>
@@ -2374,7 +2374,7 @@
 </file>
 
 <file path=customXml/itemProps4.xml><?xml version="1.0" encoding="utf-8"?>
-<ds:datastoreItem xmlns:ds="http://schemas.openxmlformats.org/officeDocument/2006/customXml" ds:itemID="{73EC98CB-EE2D-48DA-A25B-AF8AF5945A3C}">
+<ds:datastoreItem xmlns:ds="http://schemas.openxmlformats.org/officeDocument/2006/customXml" ds:itemID="{D1C78DBE-E147-4287-AA57-22E717849568}">
   <ds:schemaRefs>
     <ds:schemaRef ds:uri="http://schemas.openxmlformats.org/officeDocument/2006/bibliography"/>
   </ds:schemaRefs>
